--- a/deliverables/model-technical-brochure.docx
+++ b/deliverables/model-technical-brochure.docx
@@ -1193,6 +1193,34 @@
           <w:b w:val="0"/>
           <w:i w:val="0"/>
         </w:rPr>
+        <w:t xml:space="preserve">为降低结构相似导致的假阳性，“维护测试”除双分支一致和阈值通过外，还必须在描述中出现维护、检修、试验、标定或对应英文语义。只有低优先级、已恢复、短持续等结构特征而没有维护语义时，模型必须弃权并保留 </w:t>
+      </w:r>
+      <w:r>
+        <w:rPr>
+          <w:rFonts w:ascii="Consolas" w:hAnsi="Consolas" w:eastAsia="Microsoft YaHei"/>
+          <w:b w:val="0"/>
+          <w:i w:val="0"/>
+          <w:color w:val="464646"/>
+          <w:sz w:val="19"/>
+        </w:rPr>
+        <w:t>UNKNOWN</w:t>
+      </w:r>
+      <w:r>
+        <w:rPr>
+          <w:rFonts w:ascii="Arial" w:hAnsi="Arial" w:eastAsia="Microsoft YaHei"/>
+          <w:b w:val="0"/>
+          <w:i w:val="0"/>
+        </w:rPr>
+        <w:t>；解释会明确记录类别证据门禁结果。</w:t>
+      </w:r>
+    </w:p>
+    <w:p>
+      <w:r>
+        <w:rPr>
+          <w:rFonts w:ascii="Arial" w:hAnsi="Arial" w:eastAsia="Microsoft YaHei"/>
+          <w:b w:val="0"/>
+          <w:i w:val="0"/>
+        </w:rPr>
         <w:t xml:space="preserve">当前固定工程场景共 48 条，每类 12 条；另有 8 条否定、不确定、维护和缺失值边界样例。固定种子为 </w:t>
       </w:r>
       <w:r>

--- a/deliverables/model-technical-brochure.docx
+++ b/deliverables/model-technical-brochure.docx
@@ -55,7 +55,7 @@
           <w:color w:val="464646"/>
           <w:sz w:val="19"/>
         </w:rPr>
-        <w:t>cause-hybrid-svm-adaboost-v1</w:t>
+        <w:t>cause-hybrid-svm-adaboost-v2</w:t>
       </w:r>
       <w:r>
         <w:rPr>
@@ -987,7 +987,7 @@
           <w:b w:val="0"/>
           <w:i w:val="0"/>
         </w:rPr>
-        <w:t>文本分支只使用报警描述，不使用标签、数据集划分、分组标识、场站、装置、UUID 或演示场景名称。描述转换为字符 2 至 4 gram 的 TF-IDF 稀疏向量，适配中文无空格文本和英文短语。</w:t>
+        <w:t>文本分支只使用报警描述，不使用标签、数据集划分、分组标识、场站、装置、UUID 或演示场景名称。描述先执行 Unicode NFKC 规范化和大小写归一，再转换为字符 2 至 4 gram 的 TF-IDF 稀疏向量，适配中文无空格文本和英文短语。</w:t>
       </w:r>
     </w:p>
     <w:p>
@@ -1094,7 +1094,7 @@
           <w:b w:val="0"/>
           <w:i w:val="0"/>
         </w:rPr>
-        <w:t>结构分支使用 P1 至 P4 优先级、ACTIVE/RETURNED/ACKNOWLEDGED 状态、持续时间、是否返回、是否确认、归一化偏差及偏差是否存在。归一化偏差为：</w:t>
+        <w:t>结构分支使用 P1 至 P4 优先级、ACTIVE/RETURNED/ACKNOWLEDGED 状态、持续时间、是否返回、是否确认、确认延迟、归一化偏差及偏差是否存在。归一化偏差为：</w:t>
       </w:r>
     </w:p>
     <w:p>
@@ -1183,7 +1183,7 @@
           <w:b w:val="0"/>
           <w:i w:val="0"/>
         </w:rPr>
-        <w:t xml:space="preserve"> 严格隔离；跨集合描述不得完全重复或高度相似，标签、划分和分组元数据均不进入特征。</w:t>
+        <w:t xml:space="preserve"> 严格隔离；跨集合描述不得完全重复或高度相似，结构特征签名不得完全相同，标签、划分和分组元数据均不进入特征。</w:t>
       </w:r>
     </w:p>
     <w:p>
@@ -1239,7 +1239,25 @@
           <w:b w:val="0"/>
           <w:i w:val="0"/>
         </w:rPr>
-        <w:t xml:space="preserve">。独立验证集和测试集各 12 条，监督分支覆盖率均为 33.33%，宏平均 F1 均为 0.45；所有被接受的预测精确率为 1.0，未达到一致门槛的记录进入 </w:t>
+        <w:t>，训练集 24 条，独立验证集和测试集各 12 条。</w:t>
+      </w:r>
+      <w:r>
+        <w:rPr>
+          <w:rFonts w:ascii="Consolas" w:hAnsi="Consolas" w:eastAsia="Microsoft YaHei"/>
+          <w:b w:val="0"/>
+          <w:i w:val="0"/>
+          <w:color w:val="464646"/>
+          <w:sz w:val="19"/>
+        </w:rPr>
+        <w:t>cause-hybrid-svm-adaboost-v2</w:t>
+      </w:r>
+      <w:r>
+        <w:rPr>
+          <w:rFonts w:ascii="Arial" w:hAnsi="Arial" w:eastAsia="Microsoft YaHei"/>
+          <w:b w:val="0"/>
+          <w:i w:val="0"/>
+        </w:rPr>
+        <w:t xml:space="preserve"> 在验证集和测试集上分别得到：SVM 单分支正确 7/12、AdaBoost 单分支正确 12/12、双分支同意 7/12；冻结阈值和语义门禁最终接受 5/12，已接受记录跨类错误为 0，另外 7/12 保守进入 </w:t>
       </w:r>
       <w:r>
         <w:rPr>
@@ -1257,7 +1275,53 @@
           <w:b w:val="0"/>
           <w:i w:val="0"/>
         </w:rPr>
-        <w:t>，未出现跨类别接受错误。</w:t>
+        <w:t>。验证与测试的文本、</w:t>
+      </w:r>
+      <w:r>
+        <w:rPr>
+          <w:rFonts w:ascii="Consolas" w:hAnsi="Consolas" w:eastAsia="Microsoft YaHei"/>
+          <w:b w:val="0"/>
+          <w:i w:val="0"/>
+          <w:color w:val="464646"/>
+          <w:sz w:val="19"/>
+        </w:rPr>
+        <w:t>group_id</w:t>
+      </w:r>
+      <w:r>
+        <w:rPr>
+          <w:rFonts w:ascii="Arial" w:hAnsi="Arial" w:eastAsia="Microsoft YaHei"/>
+          <w:b w:val="0"/>
+          <w:i w:val="0"/>
+        </w:rPr>
+        <w:t xml:space="preserve"> 和完整结构签名均未出现在训练集。</w:t>
+      </w:r>
+    </w:p>
+    <w:p>
+      <w:r>
+        <w:rPr>
+          <w:rFonts w:ascii="Arial" w:hAnsi="Arial" w:eastAsia="Microsoft YaHei"/>
+          <w:b w:val="0"/>
+          <w:i w:val="0"/>
+        </w:rPr>
+        <w:t xml:space="preserve">机器可读报告还保存各类别 precision/recall/F1、macro-F1、混淆矩阵和双分支结果。上述数字只绑定当前模型版本、48 条自建工程场景、固定划分和训练入口，不是现场准确率；未达到一致门槛的记录进入 </w:t>
+      </w:r>
+      <w:r>
+        <w:rPr>
+          <w:rFonts w:ascii="Consolas" w:hAnsi="Consolas" w:eastAsia="Microsoft YaHei"/>
+          <w:b w:val="0"/>
+          <w:i w:val="0"/>
+          <w:color w:val="464646"/>
+          <w:sz w:val="19"/>
+        </w:rPr>
+        <w:t>UNKNOWN</w:t>
+      </w:r>
+      <w:r>
+        <w:rPr>
+          <w:rFonts w:ascii="Arial" w:hAnsi="Arial" w:eastAsia="Microsoft YaHei"/>
+          <w:b w:val="0"/>
+          <w:i w:val="0"/>
+        </w:rPr>
+        <w:t>，不得沿用先前模型版本或其他数据分布的数字。</w:t>
       </w:r>
     </w:p>
     <w:p>
@@ -1364,7 +1428,7 @@
           <w:b w:val="0"/>
           <w:i w:val="0"/>
         </w:rPr>
-        <w:t xml:space="preserve"> 并限制为当前 Windows 用户访问；发布 ZIP 不携带模型或密钥。Docker Compose 使用独立只读模型卷和密钥卷，模型准备服务只在空卷生成制品，部分文件存在时拒绝覆盖。</w:t>
+        <w:t xml:space="preserve"> 并限制为当前 Windows 用户访问；发布 ZIP 不携带模型或密钥。Docker Compose 使用独立只读模型卷和密钥卷；模型准备服务先写临时文件再提交正式制品，检测到上次中断留下的部分受管制品时只重建模型、密钥和报告，不删除 PostgreSQL 数据卷。</w:t>
       </w:r>
     </w:p>
     <w:p>

--- a/deliverables/model-technical-brochure.docx
+++ b/deliverables/model-technical-brochure.docx
@@ -1551,6 +1551,160 @@
         <w:t xml:space="preserve"> 契约兼容；任何指标提升都应绑定固定数据版本、分组方法和可复现报告。</w:t>
       </w:r>
     </w:p>
+    <w:p>
+      <w:pPr>
+        <w:pStyle w:val="Heading2"/>
+      </w:pPr>
+      <w:r>
+        <w:rPr>
+          <w:rFonts w:ascii="Arial" w:hAnsi="Arial" w:eastAsia="Microsoft YaHei"/>
+          <w:b w:val="0"/>
+          <w:i w:val="0"/>
+        </w:rPr>
+        <w:t>12. 设计选择与技术先进性</w:t>
+      </w:r>
+    </w:p>
+    <w:p>
+      <w:r>
+        <w:rPr>
+          <w:rFonts w:ascii="Arial" w:hAnsi="Arial" w:eastAsia="Microsoft YaHei"/>
+          <w:b w:val="0"/>
+          <w:i w:val="0"/>
+        </w:rPr>
+        <w:t>本模型没有把“采用 SVM 或 AdaBoost”本身当作先进性。其技术价值来自适合报警数据约束的组合方式：</w:t>
+      </w:r>
+    </w:p>
+    <w:p>
+      <w:pPr>
+        <w:pStyle w:val="ListNumber"/>
+      </w:pPr>
+      <w:r>
+        <w:rPr>
+          <w:rFonts w:ascii="Arial" w:hAnsi="Arial" w:eastAsia="Microsoft YaHei"/>
+          <w:b w:val="0"/>
+          <w:i w:val="0"/>
+        </w:rPr>
+        <w:t>时序规则直接表达重复、转换和持续时间，现场人员可以从原始时间戳复算。</w:t>
+      </w:r>
+    </w:p>
+    <w:p>
+      <w:pPr>
+        <w:pStyle w:val="ListNumber"/>
+      </w:pPr>
+      <w:r>
+        <w:rPr>
+          <w:rFonts w:ascii="Arial" w:hAnsi="Arial" w:eastAsia="Microsoft YaHei"/>
+          <w:b w:val="0"/>
+          <w:i w:val="0"/>
+        </w:rPr>
+        <w:t>一阶 Markov 在不假设完整物理拓扑的条件下发现当前批次的稳定顺序关系，并用支持度、概率和提升度共同过滤偶然共现。</w:t>
+      </w:r>
+    </w:p>
+    <w:p>
+      <w:pPr>
+        <w:pStyle w:val="ListNumber"/>
+      </w:pPr>
+      <w:r>
+        <w:rPr>
+          <w:rFonts w:ascii="Arial" w:hAnsi="Arial" w:eastAsia="Microsoft YaHei"/>
+          <w:b w:val="0"/>
+          <w:i w:val="0"/>
+        </w:rPr>
+        <w:t>字符 TF-IDF/LinearSVC 适合短中文、英文及混合报警描述；单层树 AdaBoost 利用优先级、状态、持续时间和偏差，两者使用不同信息来源。</w:t>
+      </w:r>
+    </w:p>
+    <w:p>
+      <w:pPr>
+        <w:pStyle w:val="ListNumber"/>
+      </w:pPr>
+      <w:r>
+        <w:rPr>
+          <w:rFonts w:ascii="Arial" w:hAnsi="Arial" w:eastAsia="Microsoft YaHei"/>
+          <w:b w:val="0"/>
+          <w:i w:val="0"/>
+        </w:rPr>
+        <w:t>融合层不做无条件多数投票或分数平均，而以专家优先、双分支一致、判别量、类别间隔和语义门禁限定接受域。接受域之外返回 UNKNOWN，使错误风险显式转化为人工复核工作量。</w:t>
+      </w:r>
+    </w:p>
+    <w:p>
+      <w:pPr>
+        <w:pStyle w:val="ListNumber"/>
+      </w:pPr>
+      <w:r>
+        <w:rPr>
+          <w:rFonts w:ascii="Arial" w:hAnsi="Arial" w:eastAsia="Microsoft YaHei"/>
+          <w:b w:val="0"/>
+          <w:i w:val="0"/>
+        </w:rPr>
+        <w:t>算法证据与人工修订分层保存，允许后续从修订记录发现分布漂移或标签缺口，同时不会重写历史模型输出。</w:t>
+      </w:r>
+    </w:p>
+    <w:p>
+      <w:pPr>
+        <w:pStyle w:val="ListNumber"/>
+      </w:pPr>
+      <w:r>
+        <w:rPr>
+          <w:rFonts w:ascii="Arial" w:hAnsi="Arial" w:eastAsia="Microsoft YaHei"/>
+          <w:b w:val="0"/>
+          <w:i w:val="0"/>
+        </w:rPr>
+        <w:t>受控序列化、AES-256-GCM、密钥分离和原子生成共同约束模型制品；分析响应再由 Java 契约校验和数据库事务控制，避免完整性问题转化为部分业务事实。</w:t>
+      </w:r>
+    </w:p>
+    <w:p>
+      <w:r>
+        <w:rPr>
+          <w:rFonts w:ascii="Arial" w:hAnsi="Arial" w:eastAsia="Microsoft YaHei"/>
+          <w:b w:val="0"/>
+          <w:i w:val="0"/>
+        </w:rPr>
+        <w:t>与单一规则相比，该结构能对规则未覆盖的新描述提供补充判断；与单一监督模型相比，它保留工程规则、不同模态交叉确认和主动弃权；与只生成离线报表的算法脚本相比，它把模型版本、证据、人工责任和数据库报告形成闭环。先进性应以这些技术特征的相互作用解释，而不应宣称分类器名称新颖或凭小规模数据外推现场效果。</w:t>
+      </w:r>
+    </w:p>
+    <w:p>
+      <w:pPr>
+        <w:pStyle w:val="Heading2"/>
+      </w:pPr>
+      <w:r>
+        <w:rPr>
+          <w:rFonts w:ascii="Arial" w:hAnsi="Arial" w:eastAsia="Microsoft YaHei"/>
+          <w:b w:val="0"/>
+          <w:i w:val="0"/>
+        </w:rPr>
+        <w:t>13. 现场应用与评估方法</w:t>
+      </w:r>
+    </w:p>
+    <w:p>
+      <w:r>
+        <w:rPr>
+          <w:rFonts w:ascii="Arial" w:hAnsi="Arial" w:eastAsia="Microsoft YaHei"/>
+          <w:b w:val="0"/>
+          <w:i w:val="0"/>
+        </w:rPr>
+        <w:t>首次进入具体装置时，建议由业务与算法责任人共同定义标签口径，按装置、报警组或时间窗口划分数据，避免同一事件的相似记录跨训练和测试集合。除分类指标外，还应记录 UNKNOWN 比例、错误接受率、每类人工复核量、规则命中分布和人工修订原因。</w:t>
+      </w:r>
+    </w:p>
+    <w:p>
+      <w:r>
+        <w:rPr>
+          <w:rFonts w:ascii="Arial" w:hAnsi="Arial" w:eastAsia="Microsoft YaHei"/>
+          <w:b w:val="0"/>
+          <w:i w:val="0"/>
+        </w:rPr>
+        <w:t>若现场优先目标是减少假阳性，可提高双分支分数或间隔阈值，代价是更多 UNKNOWN；若目标是提高覆盖率，应先增加代表性标注和检查类别边界，不应直接降低全部阈值。任何阈值变化都要生成新模型版本和评估报告，并保留旧版本制品标识以便解释历史结果。</w:t>
+      </w:r>
+    </w:p>
+    <w:p>
+      <w:r>
+        <w:rPr>
+          <w:rFonts w:ascii="Arial" w:hAnsi="Arial" w:eastAsia="Microsoft YaHei"/>
+          <w:b w:val="0"/>
+          <w:i w:val="0"/>
+        </w:rPr>
+        <w:t>模型适用于离线报警筛选、报警洪泛分析、原因候选归类和事件链辅助研判。它不替代安全联锁、过程控制、事故调查或具有法定职责的专业结论。</w:t>
+      </w:r>
+    </w:p>
     <w:sectPr>
       <w:footerReference w:type="default" r:id="rId9"/>
       <w:pgSz w:w="11906" w:h="16838"/>
